--- a/Questoes C#.docx
+++ b/Questoes C#.docx
@@ -19,40 +19,7 @@
         <w:tab/>
       </w:r>
       <w:r>
-        <w:t>Herança múltipla é quando uma classe pode herdar de mais de uma classe base ao mesmo tempo. No C# p</w:t>
-      </w:r>
-      <w:r>
-        <w:t xml:space="preserve">ermite apenas herança simples, Devido </w:t>
-      </w:r>
-      <w:r>
-        <w:t>à</w:t>
-      </w:r>
-      <w:r>
-        <w:t xml:space="preserve"> sobrecarga de m</w:t>
-      </w:r>
-      <w:r>
-        <w:t>é</w:t>
-      </w:r>
-      <w:r>
-        <w:t>todos que pode ser implementada em mais de uma classe da herança, não tem o controle de qual método chamar.</w:t>
-      </w:r>
-      <w:r>
-        <w:t xml:space="preserve"> </w:t>
-      </w:r>
-      <w:r>
-        <w:t xml:space="preserve">Uma alternativa do </w:t>
-      </w:r>
-      <w:r>
-        <w:t>C</w:t>
-      </w:r>
-      <w:r>
-        <w:t># para herança m</w:t>
-      </w:r>
-      <w:r>
-        <w:t>ú</w:t>
-      </w:r>
-      <w:r>
-        <w:t>ltipla é que permite que uma classe implemente mais de uma Interface.</w:t>
+        <w:t>Herança múltipla é quando uma classe pode herdar de mais de uma classe base ao mesmo tempo. No C# permite apenas herança simples, Devido à sobrecarga de métodos que pode ser implementada em mais de uma classe da herança, não tem o controle de qual método chamar. Uma alternativa do C# para herança múltipla é que permite que uma classe implemente mais de uma Interface.</w:t>
       </w:r>
     </w:p>
     <w:p/>
@@ -162,8 +129,13 @@
       </w:r>
       <w:proofErr w:type="gramStart"/>
       <w:r>
-        <w:t>{ public</w:t>
-      </w:r>
+        <w:t xml:space="preserve">{ </w:t>
+      </w:r>
+      <w:proofErr w:type="spellStart"/>
+      <w:r>
+        <w:t>public</w:t>
+      </w:r>
+      <w:proofErr w:type="spellEnd"/>
       <w:proofErr w:type="gramEnd"/>
       <w:r>
         <w:t xml:space="preserve"> </w:t>
@@ -233,10 +205,7 @@
       </w:r>
       <w:proofErr w:type="gramStart"/>
       <w:r>
-        <w:t>Dinheiro</w:t>
-      </w:r>
-      <w:r>
-        <w:t xml:space="preserve"> :</w:t>
+        <w:t>Dinheiro :</w:t>
       </w:r>
       <w:proofErr w:type="gramEnd"/>
       <w:r>
@@ -290,13 +259,7 @@
       <w:proofErr w:type="spellEnd"/>
       <w:proofErr w:type="gramEnd"/>
       <w:r>
-        <w:t xml:space="preserve">(“Pagamento com </w:t>
-      </w:r>
-      <w:r>
-        <w:t>dinheiro</w:t>
-      </w:r>
-      <w:r>
-        <w:t>”)</w:t>
+        <w:t>(“Pagamento com dinheiro”)</w:t>
       </w:r>
       <w:proofErr w:type="gramStart"/>
       <w:r>
@@ -319,12 +282,7 @@
     <w:p>
       <w:r>
         <w:tab/>
-      </w:r>
-      <w:r>
-        <w:t>Uma classe deve ter apenas uma responsabilidade, a classe não pode fazer coisas a mais do que foi criada para fazer. Só pode ter um motivo para mudar.</w:t>
-      </w:r>
-      <w:r>
-        <w:t xml:space="preserve"> Em C# a aplicação se aplica separando responsabilidades em classes pequenas, coesas e específicas, usando injeção de dependência e camadas </w:t>
+        <w:t xml:space="preserve">Uma classe deve ter apenas uma responsabilidade, a classe não pode fazer coisas a mais do que foi criada para fazer. Só pode ter um motivo para mudar. Em C# a aplicação se aplica separando responsabilidades em classes pequenas, coesas e específicas, usando injeção de dependência e camadas </w:t>
       </w:r>
       <w:proofErr w:type="spellStart"/>
       <w:r>
@@ -428,16 +386,11 @@
     <w:p>
       <w:r>
         <w:tab/>
-      </w:r>
-      <w:r>
         <w:t>Evitar carregamento preguiçoso (</w:t>
       </w:r>
       <w:proofErr w:type="spellStart"/>
       <w:r>
-        <w:t>L</w:t>
-      </w:r>
-      <w:r>
-        <w:t>azy</w:t>
+        <w:t>Lazy</w:t>
       </w:r>
       <w:proofErr w:type="spellEnd"/>
       <w:r>
@@ -445,10 +398,7 @@
       </w:r>
       <w:proofErr w:type="spellStart"/>
       <w:r>
-        <w:t>L</w:t>
-      </w:r>
-      <w:r>
-        <w:t>oading</w:t>
+        <w:t>Loading</w:t>
       </w:r>
       <w:proofErr w:type="spellEnd"/>
       <w:r>
@@ -476,23 +426,11 @@
       </w:r>
       <w:proofErr w:type="gramEnd"/>
       <w:r>
-        <w:t>) para trazer apenas o necessário.</w:t>
-      </w:r>
-      <w:r>
-        <w:t xml:space="preserve"> </w:t>
-      </w:r>
-      <w:r>
-        <w:t xml:space="preserve">Projetar queries diretamente com LINQ para reduzir a quantidade de dados retornados, usando métodos </w:t>
+        <w:t xml:space="preserve">) para trazer apenas o necessário. Projetar queries diretamente com LINQ para reduzir a quantidade de dados retornados, usando métodos </w:t>
       </w:r>
       <w:proofErr w:type="gramStart"/>
       <w:r>
-        <w:t>como</w:t>
-      </w:r>
-      <w:r>
-        <w:t xml:space="preserve"> </w:t>
-      </w:r>
-      <w:r>
-        <w:t>.</w:t>
+        <w:t>como .</w:t>
       </w:r>
       <w:proofErr w:type="spellStart"/>
       <w:r>
@@ -501,10 +439,7 @@
       <w:proofErr w:type="spellEnd"/>
       <w:proofErr w:type="gramEnd"/>
       <w:r>
-        <w:t>() para retornar apenas os campos necessários.</w:t>
-      </w:r>
-      <w:r>
-        <w:t xml:space="preserve"> </w:t>
+        <w:t xml:space="preserve">() para retornar apenas os campos necessários. </w:t>
       </w:r>
       <w:proofErr w:type="spellStart"/>
       <w:r>
@@ -512,13 +447,7 @@
       </w:r>
       <w:proofErr w:type="spellEnd"/>
       <w:r>
-        <w:t xml:space="preserve"> de resultados quando adequado.</w:t>
-      </w:r>
-      <w:r>
-        <w:t xml:space="preserve"> </w:t>
-      </w:r>
-      <w:r>
-        <w:t xml:space="preserve">Query </w:t>
+        <w:t xml:space="preserve"> de resultados quando adequado. Query </w:t>
       </w:r>
       <w:proofErr w:type="spellStart"/>
       <w:r>
@@ -526,13 +455,7 @@
       </w:r>
       <w:proofErr w:type="spellEnd"/>
       <w:r>
-        <w:t xml:space="preserve"> em vez de consultas JOIN complexas para reduzir a quantidade de dados repetidos.</w:t>
-      </w:r>
-      <w:r>
-        <w:t xml:space="preserve"> </w:t>
-      </w:r>
-      <w:r>
-        <w:t xml:space="preserve">Utilizar o </w:t>
+        <w:t xml:space="preserve"> em vez de consultas JOIN complexas para reduzir a quantidade de dados repetidos. Utilizar o </w:t>
       </w:r>
       <w:proofErr w:type="spellStart"/>
       <w:proofErr w:type="gramStart"/>
@@ -729,7 +652,17 @@
         <w:t xml:space="preserve">Como você escolheria entre a arquitetura de microsserviços e a arquitetura monolítica ao projetar uma aplicação C# que precisa ser altamente escalável? </w:t>
       </w:r>
     </w:p>
-    <w:p/>
+    <w:p>
+      <w:pPr>
+        <w:rPr>
+          <w:u w:val="single"/>
+        </w:rPr>
+      </w:pPr>
+      <w:r>
+        <w:tab/>
+        <w:t>Microsserviços fazem mais sentido quando há domínios bem definidos, times maiores e necessidade de escala independente por parte do sistema, começaria com um monolito bem estruturado e evoluiria para microsserviços conforme a necessidade real.</w:t>
+      </w:r>
+    </w:p>
     <w:p>
       <w:pPr>
         <w:rPr>
@@ -1897,6 +1830,7 @@
   <w:style w:type="character" w:default="1" w:styleId="Fontepargpadro">
     <w:name w:val="Default Paragraph Font"/>
     <w:uiPriority w:val="1"/>
+    <w:semiHidden/>
     <w:unhideWhenUsed/>
   </w:style>
   <w:style w:type="table" w:default="1" w:styleId="Tabelanormal">
